--- a/教案生成器/lesson-plan-docx-generator/docs/evidence/issue-73-synthetic-course/artifacts/教案08_项目二：树与图关系处理_二叉搜索树的查找、插入与退化情形.docx
+++ b/教案生成器/lesson-plan-docx-generator/docs/evidence/issue-73-synthetic-course/artifacts/教案08_项目二：树与图关系处理_二叉搜索树的查找、插入与退化情形.docx
@@ -880,6 +880,60 @@
               <w:t>4. 成本 O(h)；合理平衡常近 O(log n)，递增插入 10,20,30,40,50 形成高度4右链，最坏 O(n)，普通 BST 不自动平衡。</w:t>
             </w:r>
           </w:p>
+          <w:p>
+            <w:pPr>
+              <w:jc w:val="left"/>
+              <w:rPr>
+                <w:rFonts w:ascii="仿宋" w:eastAsia="仿宋" w:hAnsi="仿宋"/>
+                <w:sz w:val="24"/>
+                <w:szCs w:val="24"/>
+              </w:rPr>
+            </w:pPr>
+            <w:r>
+              <w:rPr>
+                <w:rFonts w:ascii="仿宋" w:eastAsia="仿宋" w:hAnsi="仿宋" w:hint="eastAsia"/>
+                <w:sz w:val="24"/>
+                <w:szCs w:val="24"/>
+              </w:rPr>
+              <w:t>5. 高度按边数定义：空树为-1、叶节点为0；查找成本O(h)，不是固定O(log n)。</w:t>
+            </w:r>
+          </w:p>
+          <w:p>
+            <w:pPr>
+              <w:jc w:val="left"/>
+              <w:rPr>
+                <w:rFonts w:ascii="仿宋" w:eastAsia="仿宋" w:hAnsi="仿宋"/>
+                <w:sz w:val="24"/>
+                <w:szCs w:val="24"/>
+              </w:rPr>
+            </w:pPr>
+            <w:r>
+              <w:rPr>
+                <w:rFonts w:ascii="仿宋" w:eastAsia="仿宋" w:hAnsi="仿宋" w:hint="eastAsia"/>
+                <w:sz w:val="24"/>
+                <w:szCs w:val="24"/>
+              </w:rPr>
+              <w:t>6. 随机插入或近似平衡时高度期望/典型为O(log n)；递增插入形成n节点链时h=n-1、操作最坏O(n)。</w:t>
+            </w:r>
+          </w:p>
+          <w:p>
+            <w:pPr>
+              <w:jc w:val="left"/>
+              <w:rPr>
+                <w:rFonts w:ascii="仿宋" w:eastAsia="仿宋" w:hAnsi="仿宋"/>
+                <w:sz w:val="24"/>
+                <w:szCs w:val="24"/>
+              </w:rPr>
+            </w:pPr>
+            <w:r>
+              <w:rPr>
+                <w:rFonts w:ascii="仿宋" w:eastAsia="仿宋" w:hAnsi="仿宋" w:hint="eastAsia"/>
+                <w:sz w:val="24"/>
+                <w:szCs w:val="24"/>
+              </w:rPr>
+              <w:t>7. 在线更新要保证最坏高度可控可考虑AVL/红黑树；静态数据可排序后折半查找，但动态插入需维护顺序。</w:t>
+            </w:r>
+          </w:p>
         </w:tc>
       </w:tr>
       <w:tr>
@@ -4759,7 +4813,7 @@
                 <w:sz w:val="24"/>
                 <w:szCs w:val="24"/>
               </w:rPr>
-              <w:t>围绕“二叉搜索树的查找、插入与退化情形”完成复习 L07 左右子树和中序；准备空树表。，留下可核对的学习证据。</w:t>
+              <w:t>诊断中序有序性与树高的先修认识。</w:t>
             </w:r>
             <w:bookmarkEnd w:id="27"/>
           </w:p>
@@ -5006,7 +5060,7 @@
                 <w:sz w:val="24"/>
                 <w:szCs w:val="24"/>
               </w:rPr>
-              <w:t>围绕“二叉搜索树的查找、插入与退化情形”完成用资源编码快速定位情境引出 BST。，留下可核对的学习证据。</w:t>
+              <w:t>从目录键值定位问题引出BST不变量。</w:t>
             </w:r>
             <w:bookmarkEnd w:id="32"/>
           </w:p>
@@ -5124,9 +5178,28 @@
                 <w:sz w:val="24"/>
                 <w:szCs w:val="24"/>
               </w:rPr>
-              <w:t>1. 示范八键插入及查找 30/32，演示重复 35 返回 duplicate。</w:t>
+              <w:t>1. 用八键序列构造树并走查30/32，重复35返回duplicate且size不增；标出高度按边计数（空树-1、叶0）。</w:t>
             </w:r>
             <w:bookmarkEnd w:id="34"/>
+          </w:p>
+          <w:p>
+            <w:pPr>
+              <w:ind w:left="250" w:hangingChars="104" w:hanging="250"/>
+              <w:jc w:val="left"/>
+              <w:rPr>
+                <w:rFonts w:ascii="仿宋" w:eastAsia="仿宋" w:hAnsi="仿宋"/>
+                <w:sz w:val="24"/>
+                <w:szCs w:val="24"/>
+              </w:rPr>
+            </w:pPr>
+            <w:r>
+              <w:rPr>
+                <w:rFonts w:ascii="仿宋" w:eastAsia="仿宋" w:hAnsi="仿宋" w:hint="eastAsia"/>
+                <w:sz w:val="24"/>
+                <w:szCs w:val="24"/>
+              </w:rPr>
+              <w:t>2. 对递增序列10,20,30,40,50画出高度4右链，比较O(h)在平衡/退化两种形态下的界。</w:t>
+            </w:r>
           </w:p>
         </w:tc>
         <w:tc>
@@ -5232,7 +5305,7 @@
                 <w:sz w:val="24"/>
                 <w:szCs w:val="24"/>
               </w:rPr>
-              <w:t>围绕“二叉搜索树的查找、插入与退化情形”完成示范八键插入及查找 30/32，演示重复 35 返回 duplicate。，留下可核对的学习证据。</w:t>
+              <w:t>示范插入路径、命中/未命中和重复键合同。</w:t>
             </w:r>
             <w:bookmarkEnd w:id="37"/>
           </w:p>
@@ -5458,7 +5531,7 @@
                 <w:sz w:val="24"/>
                 <w:szCs w:val="24"/>
               </w:rPr>
-              <w:t>围绕“二叉搜索树的查找、插入与退化情形”完成完成八键构造、命中/未命中表和高度计算。，留下可核对的学习证据。</w:t>
+              <w:t>检查学生能否构造树并按O(h)解释查找成本。</w:t>
             </w:r>
             <w:bookmarkEnd w:id="42"/>
           </w:p>
@@ -5582,9 +5655,28 @@
                 <w:sz w:val="24"/>
                 <w:szCs w:val="24"/>
               </w:rPr>
-              <w:t>1. 改为递增键序列，数高度和查找比较次数。</w:t>
+              <w:t>1. 比较AVL/红黑树如何维护在线更新时的高度界；静态数据排序后可以折半查找，但不适用于不加维护的频繁插入。</w:t>
             </w:r>
             <w:bookmarkEnd w:id="44"/>
+          </w:p>
+          <w:p>
+            <w:pPr>
+              <w:ind w:left="250" w:hangingChars="104" w:hanging="250"/>
+              <w:jc w:val="left"/>
+              <w:rPr>
+                <w:rFonts w:ascii="仿宋" w:eastAsia="仿宋" w:hAnsi="仿宋"/>
+                <w:sz w:val="24"/>
+                <w:szCs w:val="24"/>
+              </w:rPr>
+            </w:pPr>
+            <w:r>
+              <w:rPr>
+                <w:rFonts w:ascii="仿宋" w:eastAsia="仿宋" w:hAnsi="仿宋" w:hint="eastAsia"/>
+                <w:sz w:val="24"/>
+                <w:szCs w:val="24"/>
+              </w:rPr>
+              <w:t>2. 对序列8,3,10,1,6,14,4画树、追踪查找5，并按边数报告高度。</w:t>
+            </w:r>
           </w:p>
         </w:tc>
         <w:tc>
@@ -5690,7 +5782,7 @@
                 <w:sz w:val="24"/>
                 <w:szCs w:val="24"/>
               </w:rPr>
-              <w:t>围绕“二叉搜索树的查找、插入与退化情形”完成改为递增键序列，数高度和查找比较次数。，留下可核对的学习证据。</w:t>
+              <w:t>用递增键变式显示普通BST最坏退化。</w:t>
             </w:r>
             <w:bookmarkEnd w:id="47"/>
           </w:p>
@@ -5924,7 +6016,7 @@
                 <w:sz w:val="24"/>
                 <w:szCs w:val="24"/>
               </w:rPr>
-              <w:t>围绕“二叉搜索树的查找、插入与退化情形”完成提交树图、查找路径、重复键结果和退化分析。，留下可核对的学习证据。</w:t>
+              <w:t>整理树图、路径、重复键结果及高度说明。</w:t>
             </w:r>
             <w:bookmarkEnd w:id="52"/>
           </w:p>
@@ -6145,7 +6237,7 @@
                 <w:sz w:val="24"/>
                 <w:szCs w:val="24"/>
               </w:rPr>
-              <w:t>围绕“二叉搜索树的查找、插入与退化情形”完成同伴核验插入位置、路径和复杂度说明。，留下可核对的学习证据。</w:t>
+              <w:t>互核各键位置与查找路径的第一处差异。</w:t>
             </w:r>
             <w:bookmarkEnd w:id="57"/>
           </w:p>
@@ -6371,7 +6463,7 @@
                 <w:sz w:val="24"/>
                 <w:szCs w:val="24"/>
               </w:rPr>
-              <w:t>围绕“二叉搜索树的查找、插入与退化情形”完成归纳 invariant、查找终止和 O(h)。，留下可核对的学习证据。</w:t>
+              <w:t>归纳左小右大、终止条件和复杂度边界。</w:t>
             </w:r>
             <w:bookmarkEnd w:id="62"/>
           </w:p>
@@ -6621,7 +6713,7 @@
                 <w:sz w:val="24"/>
                 <w:szCs w:val="24"/>
               </w:rPr>
-              <w:t>围绕“二叉搜索树的查找、插入与退化情形”完成给新序列 8,3,10,1,6,14,4，画树并追踪查找5。，留下可核对的学习证据。</w:t>
+              <w:t>迁移到新键序列并标出查找失败位置。</w:t>
             </w:r>
             <w:bookmarkEnd w:id="67"/>
           </w:p>
